--- a/Report.docx
+++ b/Report.docx
@@ -1,17 +1,18 @@
 
 <file path=word/document.xml><?xml version="1.0" encoding="utf-8"?>
-<w:document xmlns:wpc="http://schemas.microsoft.com/office/word/2010/wordprocessingCanvas" xmlns:cx="http://schemas.microsoft.com/office/drawing/2014/chartex" xmlns:cx1="http://schemas.microsoft.com/office/drawing/2015/9/8/chartex" xmlns:cx2="http://schemas.microsoft.com/office/drawing/2015/10/21/chartex" xmlns:cx3="http://schemas.microsoft.com/office/drawing/2016/5/9/chartex" xmlns:cx4="http://schemas.microsoft.com/office/drawing/2016/5/10/chartex" xmlns:cx5="http://schemas.microsoft.com/office/drawing/2016/5/11/chartex" xmlns:cx6="http://schemas.microsoft.com/office/drawing/2016/5/12/chartex" xmlns:cx7="http://schemas.microsoft.com/office/drawing/2016/5/13/chartex" xmlns:cx8="http://schemas.microsoft.com/office/drawing/2016/5/14/chartex" xmlns:mc="http://schemas.openxmlformats.org/markup-compatibility/2006" xmlns:aink="http://schemas.microsoft.com/office/drawing/2016/ink" xmlns:am3d="http://schemas.microsoft.com/office/drawing/2017/model3d" xmlns:o="urn:schemas-microsoft-com:office:office" xmlns:oel="http://schemas.microsoft.com/office/2019/extlst" xmlns:r="http://schemas.openxmlformats.org/officeDocument/2006/relationships" xmlns:m="http://schemas.openxmlformats.org/officeDocument/2006/math" xmlns:v="urn:schemas-microsoft-com:vml" xmlns:wp14="http://schemas.microsoft.com/office/word/2010/wordprocessingDrawing" xmlns:wp="http://schemas.openxmlformats.org/drawingml/2006/wordprocessingDrawing" xmlns:w10="urn:schemas-microsoft-com:office:word" xmlns:w="http://schemas.openxmlformats.org/wordprocessingml/2006/main" xmlns:w14="http://schemas.microsoft.com/office/word/2010/wordml" xmlns:w15="http://schemas.microsoft.com/office/word/2012/wordml" xmlns:w16cex="http://schemas.microsoft.com/office/word/2018/wordml/cex" xmlns:w16cid="http://schemas.microsoft.com/office/word/2016/wordml/cid" xmlns:w16="http://schemas.microsoft.com/office/word/2018/wordml" xmlns:w16du="http://schemas.microsoft.com/office/word/2023/wordml/word16du" xmlns:w16sdtdh="http://schemas.microsoft.com/office/word/2020/wordml/sdtdatahash" xmlns:w16sdtfl="http://schemas.microsoft.com/office/word/2024/wordml/sdtformatlock" xmlns:w16se="http://schemas.microsoft.com/office/word/2015/wordml/symex" xmlns:wpg="http://schemas.microsoft.com/office/word/2010/wordprocessingGroup" xmlns:wpi="http://schemas.microsoft.com/office/word/2010/wordprocessingInk" xmlns:wne="http://schemas.microsoft.com/office/word/2006/wordml" xmlns:wps="http://schemas.microsoft.com/office/word/2010/wordprocessingShape" mc:Ignorable="w14 w15 w16se w16cid w16 w16cex w16sdtdh w16sdtfl w16du wp14">
+<w:document xmlns:wpc="http://schemas.microsoft.com/office/word/2010/wordprocessingCanvas" xmlns:cx="http://schemas.microsoft.com/office/drawing/2014/chartex" xmlns:cx1="http://schemas.microsoft.com/office/drawing/2015/9/8/chartex" xmlns:cx2="http://schemas.microsoft.com/office/drawing/2015/10/21/chartex" xmlns:cx3="http://schemas.microsoft.com/office/drawing/2016/5/9/chartex" xmlns:cx4="http://schemas.microsoft.com/office/drawing/2016/5/10/chartex" xmlns:cx5="http://schemas.microsoft.com/office/drawing/2016/5/11/chartex" xmlns:cx6="http://schemas.microsoft.com/office/drawing/2016/5/12/chartex" xmlns:cx7="http://schemas.microsoft.com/office/drawing/2016/5/13/chartex" xmlns:cx8="http://schemas.microsoft.com/office/drawing/2016/5/14/chartex" xmlns:mc="http://schemas.openxmlformats.org/markup-compatibility/2006" xmlns:aink="http://schemas.microsoft.com/office/drawing/2016/ink" xmlns:am3d="http://schemas.microsoft.com/office/drawing/2017/model3d" xmlns:o="urn:schemas-microsoft-com:office:office" xmlns:oel="http://schemas.microsoft.com/office/2019/extlst" xmlns:r="http://schemas.openxmlformats.org/officeDocument/2006/relationships" xmlns:m="http://schemas.openxmlformats.org/officeDocument/2006/math" xmlns:v="urn:schemas-microsoft-com:vml" xmlns:wp14="http://schemas.microsoft.com/office/word/2010/wordprocessingDrawing" xmlns:wp="http://schemas.openxmlformats.org/drawingml/2006/wordprocessingDrawing" xmlns:w10="urn:schemas-microsoft-com:office:word" xmlns:w="http://schemas.openxmlformats.org/wordprocessingml/2006/main" xmlns:w14="http://schemas.microsoft.com/office/word/2010/wordml" xmlns:w15="http://schemas.microsoft.com/office/word/2012/wordml" xmlns:w16cex="http://schemas.microsoft.com/office/word/2018/wordml/cex" xmlns:w16cid="http://schemas.microsoft.com/office/word/2016/wordml/cid" xmlns:w16="http://schemas.microsoft.com/office/word/2018/wordml" xmlns:w16sdtdh="http://schemas.microsoft.com/office/word/2020/wordml/sdtdatahash" xmlns:w16se="http://schemas.microsoft.com/office/word/2015/wordml/symex" xmlns:wpg="http://schemas.microsoft.com/office/word/2010/wordprocessingGroup" xmlns:wpi="http://schemas.microsoft.com/office/word/2010/wordprocessingInk" xmlns:wne="http://schemas.microsoft.com/office/word/2006/wordml" xmlns:wps="http://schemas.microsoft.com/office/word/2010/wordprocessingShape" mc:Ignorable="w14 w15 w16se w16cid w16 w16cex w16sdtdh wp14">
   <w:body>
     <w:p>
       <w:pPr>
         <w:spacing w:before="100" w:beforeAutospacing="1" w:after="100" w:afterAutospacing="1"/>
-        <w:jc w:val="center"/>
         <w:outlineLvl w:val="0"/>
         <w:rPr>
           <w:rFonts w:ascii="Calibri" w:eastAsia="Times New Roman" w:hAnsi="Calibri" w:cs="Calibri"/>
           <w:b/>
           <w:bCs/>
           <w:kern w:val="36"/>
+          <w:sz w:val="48"/>
+          <w:szCs w:val="48"/>
           <w:lang w:eastAsia="en-GB"/>
           <w14:ligatures w14:val="none"/>
         </w:rPr>
@@ -23,6 +24,8 @@
           <w:b/>
           <w:bCs/>
           <w:kern w:val="36"/>
+          <w:sz w:val="48"/>
+          <w:szCs w:val="48"/>
           <w:lang w:eastAsia="en-GB"/>
           <w14:ligatures w14:val="none"/>
         </w:rPr>
@@ -35,6 +38,8 @@
           <w:b/>
           <w:bCs/>
           <w:kern w:val="36"/>
+          <w:sz w:val="48"/>
+          <w:szCs w:val="48"/>
           <w:lang w:eastAsia="en-GB"/>
           <w14:ligatures w14:val="none"/>
         </w:rPr>
@@ -44,13 +49,14 @@
     <w:p>
       <w:pPr>
         <w:spacing w:before="100" w:beforeAutospacing="1" w:after="100" w:afterAutospacing="1"/>
-        <w:jc w:val="center"/>
         <w:outlineLvl w:val="0"/>
         <w:rPr>
           <w:rFonts w:ascii="Calibri" w:eastAsia="Times New Roman" w:hAnsi="Calibri" w:cs="Calibri"/>
           <w:b/>
           <w:bCs/>
           <w:kern w:val="36"/>
+          <w:sz w:val="48"/>
+          <w:szCs w:val="48"/>
           <w:lang w:eastAsia="en-GB"/>
           <w14:ligatures w14:val="none"/>
         </w:rPr>
@@ -62,6 +68,8 @@
           <w:b/>
           <w:bCs/>
           <w:kern w:val="36"/>
+          <w:sz w:val="48"/>
+          <w:szCs w:val="48"/>
           <w:lang w:eastAsia="en-GB"/>
           <w14:ligatures w14:val="none"/>
         </w:rPr>
@@ -74,6 +82,8 @@
           <w:b/>
           <w:bCs/>
           <w:kern w:val="36"/>
+          <w:sz w:val="48"/>
+          <w:szCs w:val="48"/>
           <w:lang w:eastAsia="en-GB"/>
           <w14:ligatures w14:val="none"/>
         </w:rPr>
@@ -83,13 +93,14 @@
     <w:p>
       <w:pPr>
         <w:spacing w:before="100" w:beforeAutospacing="1" w:after="100" w:afterAutospacing="1"/>
-        <w:jc w:val="center"/>
         <w:outlineLvl w:val="0"/>
         <w:rPr>
           <w:rFonts w:ascii="Calibri" w:eastAsia="Times New Roman" w:hAnsi="Calibri" w:cs="Calibri"/>
           <w:b/>
           <w:bCs/>
           <w:kern w:val="36"/>
+          <w:sz w:val="48"/>
+          <w:szCs w:val="48"/>
           <w:lang w:eastAsia="en-GB"/>
           <w14:ligatures w14:val="none"/>
         </w:rPr>
@@ -101,6 +112,8 @@
           <w:b/>
           <w:bCs/>
           <w:kern w:val="36"/>
+          <w:sz w:val="48"/>
+          <w:szCs w:val="48"/>
           <w:lang w:eastAsia="en-GB"/>
           <w14:ligatures w14:val="none"/>
         </w:rPr>
@@ -404,6 +417,17 @@
     </w:p>
     <w:sdt>
       <w:sdtPr>
+        <w:rPr>
+          <w:rFonts w:asciiTheme="minorHAnsi" w:eastAsiaTheme="minorHAnsi" w:hAnsiTheme="minorHAnsi" w:cstheme="minorBidi"/>
+          <w:b w:val="0"/>
+          <w:bCs w:val="0"/>
+          <w:color w:val="auto"/>
+          <w:kern w:val="2"/>
+          <w:sz w:val="24"/>
+          <w:szCs w:val="24"/>
+          <w:lang w:val="en-PK"/>
+          <w14:ligatures w14:val="standardContextual"/>
+        </w:rPr>
         <w:id w:val="-1725668435"/>
         <w:docPartObj>
           <w:docPartGallery w:val="Table of Contents"/>
@@ -412,14 +436,7 @@
       </w:sdtPr>
       <w:sdtEndPr>
         <w:rPr>
-          <w:rFonts w:asciiTheme="minorHAnsi" w:eastAsiaTheme="minorHAnsi" w:hAnsiTheme="minorHAnsi" w:cstheme="minorBidi"/>
           <w:noProof/>
-          <w:color w:val="auto"/>
-          <w:kern w:val="2"/>
-          <w:sz w:val="24"/>
-          <w:szCs w:val="24"/>
-          <w:lang w:val="en-PK"/>
-          <w14:ligatures w14:val="standardContextual"/>
         </w:rPr>
       </w:sdtEndPr>
       <w:sdtContent>
@@ -3404,7 +3421,7 @@
           <w:noProof/>
         </w:rPr>
         <w:drawing>
-          <wp:inline distT="0" distB="0" distL="0" distR="0" wp14:anchorId="21E32E4E" wp14:editId="78C909C2">
+          <wp:inline distT="0" distB="0" distL="0" distR="0" wp14:anchorId="21E32E4E" wp14:editId="5110AF0D">
             <wp:extent cx="3372307" cy="2831120"/>
             <wp:effectExtent l="0" t="0" r="6350" b="1270"/>
             <wp:docPr id="2137636189" name="Picture 3"/>
@@ -3657,7 +3674,7 @@
           <w:noProof/>
         </w:rPr>
         <w:drawing>
-          <wp:inline distT="0" distB="0" distL="0" distR="0" wp14:anchorId="69A468D5" wp14:editId="6E6D7908">
+          <wp:inline distT="0" distB="0" distL="0" distR="0" wp14:anchorId="69A468D5" wp14:editId="4676A7D0">
             <wp:extent cx="3226003" cy="3119882"/>
             <wp:effectExtent l="0" t="0" r="0" b="4445"/>
             <wp:docPr id="1623238676" name="Picture 4"/>
@@ -3963,53 +3980,33 @@
       <w:r>
         <w:t xml:space="preserve">Figure </w:t>
       </w:r>
-      <w:r>
-        <w:fldChar w:fldCharType="begin"/>
-      </w:r>
-      <w:r>
-        <w:instrText xml:space="preserve"> STYLEREF 1 \s </w:instrText>
-      </w:r>
-      <w:r>
-        <w:fldChar w:fldCharType="separate"/>
-      </w:r>
-      <w:r>
-        <w:rPr>
-          <w:rFonts w:hint="cs"/>
-          <w:noProof/>
-          <w:cs/>
-        </w:rPr>
-        <w:t>‎</w:t>
-      </w:r>
-      <w:r>
-        <w:rPr>
-          <w:noProof/>
-        </w:rPr>
-        <w:t>0</w:t>
-      </w:r>
-      <w:r>
-        <w:fldChar w:fldCharType="end"/>
-      </w:r>
+      <w:fldSimple w:instr=" STYLEREF 1 \s ">
+        <w:r>
+          <w:rPr>
+            <w:rFonts w:hint="cs"/>
+            <w:noProof/>
+            <w:cs/>
+          </w:rPr>
+          <w:t>‎</w:t>
+        </w:r>
+        <w:r>
+          <w:rPr>
+            <w:noProof/>
+          </w:rPr>
+          <w:t>0</w:t>
+        </w:r>
+      </w:fldSimple>
       <w:r>
         <w:t>.</w:t>
       </w:r>
-      <w:r>
-        <w:fldChar w:fldCharType="begin"/>
-      </w:r>
-      <w:r>
-        <w:instrText xml:space="preserve"> SEQ Figure \* ARABIC \s 1 </w:instrText>
-      </w:r>
-      <w:r>
-        <w:fldChar w:fldCharType="separate"/>
-      </w:r>
-      <w:r>
-        <w:rPr>
-          <w:noProof/>
-        </w:rPr>
-        <w:t>5</w:t>
-      </w:r>
-      <w:r>
-        <w:fldChar w:fldCharType="end"/>
-      </w:r>
+      <w:fldSimple w:instr=" SEQ Figure \* ARABIC \s 1 ">
+        <w:r>
+          <w:rPr>
+            <w:noProof/>
+          </w:rPr>
+          <w:t>5</w:t>
+        </w:r>
+      </w:fldSimple>
       <w:r>
         <w:rPr>
           <w:lang w:val="en-US"/>
@@ -4340,53 +4337,33 @@
       <w:r>
         <w:t xml:space="preserve">Figure </w:t>
       </w:r>
-      <w:r>
-        <w:fldChar w:fldCharType="begin"/>
-      </w:r>
-      <w:r>
-        <w:instrText xml:space="preserve"> STYLEREF 1 \s </w:instrText>
-      </w:r>
-      <w:r>
-        <w:fldChar w:fldCharType="separate"/>
-      </w:r>
-      <w:r>
-        <w:rPr>
-          <w:rFonts w:hint="cs"/>
-          <w:noProof/>
-          <w:cs/>
-        </w:rPr>
-        <w:t>‎</w:t>
-      </w:r>
-      <w:r>
-        <w:rPr>
-          <w:noProof/>
-        </w:rPr>
-        <w:t>0</w:t>
-      </w:r>
-      <w:r>
-        <w:fldChar w:fldCharType="end"/>
-      </w:r>
+      <w:fldSimple w:instr=" STYLEREF 1 \s ">
+        <w:r>
+          <w:rPr>
+            <w:rFonts w:hint="cs"/>
+            <w:noProof/>
+            <w:cs/>
+          </w:rPr>
+          <w:t>‎</w:t>
+        </w:r>
+        <w:r>
+          <w:rPr>
+            <w:noProof/>
+          </w:rPr>
+          <w:t>0</w:t>
+        </w:r>
+      </w:fldSimple>
       <w:r>
         <w:t>.</w:t>
       </w:r>
-      <w:r>
-        <w:fldChar w:fldCharType="begin"/>
-      </w:r>
-      <w:r>
-        <w:instrText xml:space="preserve"> SEQ Figure \* ARABIC \s 1 </w:instrText>
-      </w:r>
-      <w:r>
-        <w:fldChar w:fldCharType="separate"/>
-      </w:r>
-      <w:r>
-        <w:rPr>
-          <w:noProof/>
-        </w:rPr>
-        <w:t>1</w:t>
-      </w:r>
-      <w:r>
-        <w:fldChar w:fldCharType="end"/>
-      </w:r>
+      <w:fldSimple w:instr=" SEQ Figure \* ARABIC \s 1 ">
+        <w:r>
+          <w:rPr>
+            <w:noProof/>
+          </w:rPr>
+          <w:t>1</w:t>
+        </w:r>
+      </w:fldSimple>
       <w:r>
         <w:rPr>
           <w:lang w:val="en-US"/>
@@ -5447,48 +5424,48 @@
       </w:pPr>
       <w:bookmarkStart w:id="21" w:name="_Toc222885043"/>
       <w:r>
+        <w:t>6. Feature Selection</w:t>
+      </w:r>
+      <w:bookmarkEnd w:id="21"/>
+    </w:p>
+    <w:p>
+      <w:pPr>
+        <w:spacing w:before="100" w:beforeAutospacing="1" w:after="100" w:afterAutospacing="1"/>
+        <w:rPr>
+          <w:rFonts w:ascii="Calibri" w:eastAsia="Times New Roman" w:hAnsi="Calibri" w:cs="Calibri"/>
+          <w:kern w:val="0"/>
+          <w:lang w:eastAsia="en-GB"/>
+          <w14:ligatures w14:val="none"/>
+        </w:rPr>
+      </w:pPr>
+      <w:r>
+        <w:rPr>
+          <w:rFonts w:ascii="Calibri" w:eastAsia="Times New Roman" w:hAnsi="Calibri" w:cs="Calibri"/>
+          <w:kern w:val="0"/>
+          <w:lang w:eastAsia="en-GB"/>
+          <w14:ligatures w14:val="none"/>
+        </w:rPr>
+        <w:t>SelectKBest was used to rank feature importance.</w:t>
+      </w:r>
+    </w:p>
+    <w:p>
+      <w:pPr>
+        <w:spacing w:before="100" w:beforeAutospacing="1" w:after="100" w:afterAutospacing="1"/>
+        <w:rPr>
+          <w:rFonts w:ascii="Calibri" w:eastAsia="Times New Roman" w:hAnsi="Calibri" w:cs="Calibri"/>
+          <w:kern w:val="0"/>
+          <w:lang w:eastAsia="en-GB"/>
+          <w14:ligatures w14:val="none"/>
+        </w:rPr>
+      </w:pPr>
+      <w:r>
+        <w:rPr>
+          <w:rFonts w:ascii="Calibri" w:eastAsia="Times New Roman" w:hAnsi="Calibri" w:cs="Calibri"/>
+          <w:kern w:val="0"/>
+          <w:lang w:eastAsia="en-GB"/>
+          <w14:ligatures w14:val="none"/>
+        </w:rPr>
         <w:lastRenderedPageBreak/>
-        <w:t>6. Feature Selection</w:t>
-      </w:r>
-      <w:bookmarkEnd w:id="21"/>
-    </w:p>
-    <w:p>
-      <w:pPr>
-        <w:spacing w:before="100" w:beforeAutospacing="1" w:after="100" w:afterAutospacing="1"/>
-        <w:rPr>
-          <w:rFonts w:ascii="Calibri" w:eastAsia="Times New Roman" w:hAnsi="Calibri" w:cs="Calibri"/>
-          <w:kern w:val="0"/>
-          <w:lang w:eastAsia="en-GB"/>
-          <w14:ligatures w14:val="none"/>
-        </w:rPr>
-      </w:pPr>
-      <w:r>
-        <w:rPr>
-          <w:rFonts w:ascii="Calibri" w:eastAsia="Times New Roman" w:hAnsi="Calibri" w:cs="Calibri"/>
-          <w:kern w:val="0"/>
-          <w:lang w:eastAsia="en-GB"/>
-          <w14:ligatures w14:val="none"/>
-        </w:rPr>
-        <w:t>SelectKBest was used to rank feature importance.</w:t>
-      </w:r>
-    </w:p>
-    <w:p>
-      <w:pPr>
-        <w:spacing w:before="100" w:beforeAutospacing="1" w:after="100" w:afterAutospacing="1"/>
-        <w:rPr>
-          <w:rFonts w:ascii="Calibri" w:eastAsia="Times New Roman" w:hAnsi="Calibri" w:cs="Calibri"/>
-          <w:kern w:val="0"/>
-          <w:lang w:eastAsia="en-GB"/>
-          <w14:ligatures w14:val="none"/>
-        </w:rPr>
-      </w:pPr>
-      <w:r>
-        <w:rPr>
-          <w:rFonts w:ascii="Calibri" w:eastAsia="Times New Roman" w:hAnsi="Calibri" w:cs="Calibri"/>
-          <w:kern w:val="0"/>
-          <w:lang w:eastAsia="en-GB"/>
-          <w14:ligatures w14:val="none"/>
-        </w:rPr>
         <w:t>Top features were:</w:t>
       </w:r>
     </w:p>
@@ -5921,7 +5898,6 @@
           <w:lang w:eastAsia="en-GB"/>
           <w14:ligatures w14:val="none"/>
         </w:rPr>
-        <w:lastRenderedPageBreak/>
         <w:t>dominant_type_count</w:t>
       </w:r>
     </w:p>
@@ -5966,6 +5942,7 @@
           <w:lang w:eastAsia="en-GB"/>
           <w14:ligatures w14:val="none"/>
         </w:rPr>
+        <w:lastRenderedPageBreak/>
         <w:t>This confirms that crime risk is both temporally persistent and composition-based</w:t>
       </w:r>
       <w:r>
@@ -6123,7 +6100,7 @@
 </file>
 
 <file path=word/numbering.xml><?xml version="1.0" encoding="utf-8"?>
-<w:numbering xmlns:wpc="http://schemas.microsoft.com/office/word/2010/wordprocessingCanvas" xmlns:cx="http://schemas.microsoft.com/office/drawing/2014/chartex" xmlns:cx1="http://schemas.microsoft.com/office/drawing/2015/9/8/chartex" xmlns:cx2="http://schemas.microsoft.com/office/drawing/2015/10/21/chartex" xmlns:cx3="http://schemas.microsoft.com/office/drawing/2016/5/9/chartex" xmlns:cx4="http://schemas.microsoft.com/office/drawing/2016/5/10/chartex" xmlns:cx5="http://schemas.microsoft.com/office/drawing/2016/5/11/chartex" xmlns:cx6="http://schemas.microsoft.com/office/drawing/2016/5/12/chartex" xmlns:cx7="http://schemas.microsoft.com/office/drawing/2016/5/13/chartex" xmlns:cx8="http://schemas.microsoft.com/office/drawing/2016/5/14/chartex" xmlns:mc="http://schemas.openxmlformats.org/markup-compatibility/2006" xmlns:aink="http://schemas.microsoft.com/office/drawing/2016/ink" xmlns:am3d="http://schemas.microsoft.com/office/drawing/2017/model3d" xmlns:o="urn:schemas-microsoft-com:office:office" xmlns:oel="http://schemas.microsoft.com/office/2019/extlst" xmlns:r="http://schemas.openxmlformats.org/officeDocument/2006/relationships" xmlns:m="http://schemas.openxmlformats.org/officeDocument/2006/math" xmlns:v="urn:schemas-microsoft-com:vml" xmlns:wp14="http://schemas.microsoft.com/office/word/2010/wordprocessingDrawing" xmlns:wp="http://schemas.openxmlformats.org/drawingml/2006/wordprocessingDrawing" xmlns:w10="urn:schemas-microsoft-com:office:word" xmlns:w="http://schemas.openxmlformats.org/wordprocessingml/2006/main" xmlns:w14="http://schemas.microsoft.com/office/word/2010/wordml" xmlns:w15="http://schemas.microsoft.com/office/word/2012/wordml" xmlns:w16cex="http://schemas.microsoft.com/office/word/2018/wordml/cex" xmlns:w16cid="http://schemas.microsoft.com/office/word/2016/wordml/cid" xmlns:w16="http://schemas.microsoft.com/office/word/2018/wordml" xmlns:w16du="http://schemas.microsoft.com/office/word/2023/wordml/word16du" xmlns:w16sdtdh="http://schemas.microsoft.com/office/word/2020/wordml/sdtdatahash" xmlns:w16sdtfl="http://schemas.microsoft.com/office/word/2024/wordml/sdtformatlock" xmlns:w16se="http://schemas.microsoft.com/office/word/2015/wordml/symex" xmlns:wpg="http://schemas.microsoft.com/office/word/2010/wordprocessingGroup" xmlns:wpi="http://schemas.microsoft.com/office/word/2010/wordprocessingInk" xmlns:wne="http://schemas.microsoft.com/office/word/2006/wordml" xmlns:wps="http://schemas.microsoft.com/office/word/2010/wordprocessingShape" mc:Ignorable="w14 w15 w16se w16cid w16 w16cex w16sdtdh w16sdtfl w16du wp14">
+<w:numbering xmlns:wpc="http://schemas.microsoft.com/office/word/2010/wordprocessingCanvas" xmlns:cx="http://schemas.microsoft.com/office/drawing/2014/chartex" xmlns:cx1="http://schemas.microsoft.com/office/drawing/2015/9/8/chartex" xmlns:cx2="http://schemas.microsoft.com/office/drawing/2015/10/21/chartex" xmlns:cx3="http://schemas.microsoft.com/office/drawing/2016/5/9/chartex" xmlns:cx4="http://schemas.microsoft.com/office/drawing/2016/5/10/chartex" xmlns:cx5="http://schemas.microsoft.com/office/drawing/2016/5/11/chartex" xmlns:cx6="http://schemas.microsoft.com/office/drawing/2016/5/12/chartex" xmlns:cx7="http://schemas.microsoft.com/office/drawing/2016/5/13/chartex" xmlns:cx8="http://schemas.microsoft.com/office/drawing/2016/5/14/chartex" xmlns:mc="http://schemas.openxmlformats.org/markup-compatibility/2006" xmlns:aink="http://schemas.microsoft.com/office/drawing/2016/ink" xmlns:am3d="http://schemas.microsoft.com/office/drawing/2017/model3d" xmlns:o="urn:schemas-microsoft-com:office:office" xmlns:oel="http://schemas.microsoft.com/office/2019/extlst" xmlns:r="http://schemas.openxmlformats.org/officeDocument/2006/relationships" xmlns:m="http://schemas.openxmlformats.org/officeDocument/2006/math" xmlns:v="urn:schemas-microsoft-com:vml" xmlns:wp14="http://schemas.microsoft.com/office/word/2010/wordprocessingDrawing" xmlns:wp="http://schemas.openxmlformats.org/drawingml/2006/wordprocessingDrawing" xmlns:w10="urn:schemas-microsoft-com:office:word" xmlns:w="http://schemas.openxmlformats.org/wordprocessingml/2006/main" xmlns:w14="http://schemas.microsoft.com/office/word/2010/wordml" xmlns:w15="http://schemas.microsoft.com/office/word/2012/wordml" xmlns:w16cex="http://schemas.microsoft.com/office/word/2018/wordml/cex" xmlns:w16cid="http://schemas.microsoft.com/office/word/2016/wordml/cid" xmlns:w16="http://schemas.microsoft.com/office/word/2018/wordml" xmlns:w16sdtdh="http://schemas.microsoft.com/office/word/2020/wordml/sdtdatahash" xmlns:w16se="http://schemas.microsoft.com/office/word/2015/wordml/symex" xmlns:wpg="http://schemas.microsoft.com/office/word/2010/wordprocessingGroup" xmlns:wpi="http://schemas.microsoft.com/office/word/2010/wordprocessingInk" xmlns:wne="http://schemas.microsoft.com/office/word/2006/wordml" xmlns:wps="http://schemas.microsoft.com/office/word/2010/wordprocessingShape" mc:Ignorable="w14 w15 w16se w16cid w16 w16cex w16sdtdh wp14">
   <w:abstractNum w:abstractNumId="0" w15:restartNumberingAfterBreak="0">
     <w:nsid w:val="0BCE07F7"/>
     <w:multiLevelType w:val="multilevel"/>
@@ -7044,7 +7021,7 @@
 </file>
 
 <file path=word/styles.xml><?xml version="1.0" encoding="utf-8"?>
-<w:styles xmlns:mc="http://schemas.openxmlformats.org/markup-compatibility/2006" xmlns:r="http://schemas.openxmlformats.org/officeDocument/2006/relationships" xmlns:w="http://schemas.openxmlformats.org/wordprocessingml/2006/main" xmlns:w14="http://schemas.microsoft.com/office/word/2010/wordml" xmlns:w15="http://schemas.microsoft.com/office/word/2012/wordml" xmlns:w16cex="http://schemas.microsoft.com/office/word/2018/wordml/cex" xmlns:w16cid="http://schemas.microsoft.com/office/word/2016/wordml/cid" xmlns:w16="http://schemas.microsoft.com/office/word/2018/wordml" xmlns:w16du="http://schemas.microsoft.com/office/word/2023/wordml/word16du" xmlns:w16sdtdh="http://schemas.microsoft.com/office/word/2020/wordml/sdtdatahash" xmlns:w16sdtfl="http://schemas.microsoft.com/office/word/2024/wordml/sdtformatlock" xmlns:w16se="http://schemas.microsoft.com/office/word/2015/wordml/symex" mc:Ignorable="w14 w15 w16se w16cid w16 w16cex w16sdtdh w16sdtfl w16du">
+<w:styles xmlns:mc="http://schemas.openxmlformats.org/markup-compatibility/2006" xmlns:r="http://schemas.openxmlformats.org/officeDocument/2006/relationships" xmlns:w="http://schemas.openxmlformats.org/wordprocessingml/2006/main" xmlns:w14="http://schemas.microsoft.com/office/word/2010/wordml" xmlns:w15="http://schemas.microsoft.com/office/word/2012/wordml" xmlns:w16cex="http://schemas.microsoft.com/office/word/2018/wordml/cex" xmlns:w16cid="http://schemas.microsoft.com/office/word/2016/wordml/cid" xmlns:w16="http://schemas.microsoft.com/office/word/2018/wordml" xmlns:w16sdtdh="http://schemas.microsoft.com/office/word/2020/wordml/sdtdatahash" xmlns:w16se="http://schemas.microsoft.com/office/word/2015/wordml/symex" mc:Ignorable="w14 w15 w16se w16cid w16 w16cex w16sdtdh">
   <w:docDefaults>
     <w:rPrDefault>
       <w:rPr>
